--- a/site/files/Phase-Protocol-182-Quinn’s  Hanging Badminton - The Shuttle That Never Falls- Gemini Protocols.docx
+++ b/site/files/Phase-Protocol-182-Quinn’s  Hanging Badminton - The Shuttle That Never Falls- Gemini Protocols.docx
@@ -391,7 +391,7 @@
         <w:rPr>
           <w:sz w:val="22"/>
         </w:rPr>
-        <w:t xml:space="preserve">The standard badminton shuttle is already sport's drag champion: a smash leaves the racket above 300 km/h and is walking pace within ten metres, because aerodynamic drag scales with the square of velocity and the feathered cone presents maximum area at minimum mass. It is also self-stabilising — centre of pressure behind centre of mass, so it always flies cork-first. Archer's build takes that proven physics and removes the gravity term instead of fighting it: baffled intakes multiply the drag area, kinetic energy is dumped inside the court, and the shuttle's terminal state in microgravity is exactly what he specifies — a slow creep, then a hang. The horizontal-parachute analogy is sound: drag opposes velocity wherever velocity points; direction is irrelevant. Flags, kept honest: (1) hang time and creep distance are set by baffle area and shuttle mass — a bench-tuning spec for prototype, not a number the file invents. (2) The scoring convention for a shuttle that dies mid-court is a rules decision belonging to the crew — recorded here as deliberately open rather than invented by the file. Neither flag blocks play.</w:t>
+        <w:t>The standard badminton shuttle is already sport's drag champion: a smash leaves the racket above 300 km/h and is walking pace within twenty metres, because aerodynamic drag scales with the square of velocity and the feathered cone presents maximum area at minimum mass. It is also self-stabilising — centre of pressure behind centre of mass, so it always flies cork-first. Archer's build takes that proven physics and removes the gravity term instead of fighting it: baffled intakes multiply the drag area, kinetic energy is dumped inside the court, and the shuttle's terminal state in microgravity is exactly what he specifies — a slow creep, then a hang. The horizontal-parachute analogy is sound: drag opposes velocity wherever velocity points; direction is irrelevant. Flags, kept honest: (1) hang time and creep distance are set by baffle area and shuttle mass — a bench-tuning spec for prototype, not a number the file invents. (2) The scoring convention for a shuttle that dies mid-court is a rules decision belonging to the crew — recorded here as deliberately open rather than invented by the file. Neither flag blocks play.</w:t>
       </w:r>
     </w:p>
     <w:p>
